--- a/templates/design-report-v1.docx
+++ b/templates/design-report-v1.docx
@@ -929,9 +929,166 @@
     </w:p>
     <w:p>
       <w:r>
-        <w:t>姿态控制方案采用三轴稳定 + 反作用轮 + 磁力矩器（详细指标待姿控模块接入后补全）。</w:t>
+        <w:t>采用三轴稳定 + 反作用轮 + 磁力矩器方案；以下为任务级粗算指标（光压扰动 → 轮组角动量需求 → 磁力矩器卸载能力），详细控制律与裕度待姿控专业设计：</w:t>
       </w:r>
     </w:p>
+    <w:tbl>
+      <w:tblPr>
+        <w:tblStyle w:val="TableGrid"/>
+        <w:tblW w:type="auto" w:w="0"/>
+        <w:tblLook w:firstColumn="1" w:firstRow="1" w:lastColumn="0" w:lastRow="0" w:noHBand="0" w:noVBand="1" w:val="04A0"/>
+      </w:tblPr>
+      <w:tblGrid>
+        <w:gridCol w:w="2160"/>
+        <w:gridCol w:w="2160"/>
+        <w:gridCol w:w="2160"/>
+        <w:gridCol w:w="2160"/>
+      </w:tblGrid>
+      <w:tr>
+        <w:tc>
+          <w:tcPr>
+            <w:tcW w:type="dxa" w:w="2160"/>
+          </w:tcPr>
+          <w:p>
+            <w:r>
+              <w:t>项目</w:t>
+            </w:r>
+          </w:p>
+        </w:tc>
+        <w:tc>
+          <w:tcPr>
+            <w:tcW w:type="dxa" w:w="2160"/>
+          </w:tcPr>
+          <w:p>
+            <w:r>
+              <w:t>数值</w:t>
+            </w:r>
+          </w:p>
+        </w:tc>
+        <w:tc>
+          <w:tcPr>
+            <w:tcW w:type="dxa" w:w="2160"/>
+          </w:tcPr>
+          <w:p>
+            <w:r>
+              <w:t>单位</w:t>
+            </w:r>
+          </w:p>
+        </w:tc>
+        <w:tc>
+          <w:tcPr>
+            <w:tcW w:type="dxa" w:w="2160"/>
+          </w:tcPr>
+          <w:p>
+            <w:r>
+              <w:t>来源</w:t>
+            </w:r>
+          </w:p>
+        </w:tc>
+      </w:tr>
+      <w:tr>
+        <w:tc>
+          <w:tcPr>
+            <w:tcW w:type="dxa" w:w="2160"/>
+          </w:tcPr>
+          <w:p>
+            <w:r>
+              <w:t>{%tr for it in adcs_items %}</w:t>
+            </w:r>
+          </w:p>
+        </w:tc>
+        <w:tc>
+          <w:tcPr>
+            <w:tcW w:type="dxa" w:w="2160"/>
+          </w:tcPr>
+          <w:p/>
+        </w:tc>
+        <w:tc>
+          <w:tcPr>
+            <w:tcW w:type="dxa" w:w="2160"/>
+          </w:tcPr>
+          <w:p/>
+        </w:tc>
+        <w:tc>
+          <w:tcPr>
+            <w:tcW w:type="dxa" w:w="2160"/>
+          </w:tcPr>
+          <w:p/>
+        </w:tc>
+      </w:tr>
+      <w:tr>
+        <w:tc>
+          <w:tcPr>
+            <w:tcW w:type="dxa" w:w="2160"/>
+          </w:tcPr>
+          <w:p>
+            <w:r>
+              <w:t>{{ it.name }}</w:t>
+            </w:r>
+          </w:p>
+        </w:tc>
+        <w:tc>
+          <w:tcPr>
+            <w:tcW w:type="dxa" w:w="2160"/>
+          </w:tcPr>
+          <w:p>
+            <w:r>
+              <w:t>{{ it.value }}</w:t>
+            </w:r>
+          </w:p>
+        </w:tc>
+        <w:tc>
+          <w:tcPr>
+            <w:tcW w:type="dxa" w:w="2160"/>
+          </w:tcPr>
+          <w:p>
+            <w:r>
+              <w:t>{{ it.unit }}</w:t>
+            </w:r>
+          </w:p>
+        </w:tc>
+        <w:tc>
+          <w:tcPr>
+            <w:tcW w:type="dxa" w:w="2160"/>
+          </w:tcPr>
+          <w:p>
+            <w:r>
+              <w:t>{{ it.source_ref }}</w:t>
+            </w:r>
+          </w:p>
+        </w:tc>
+      </w:tr>
+      <w:tr>
+        <w:tc>
+          <w:tcPr>
+            <w:tcW w:type="dxa" w:w="2160"/>
+          </w:tcPr>
+          <w:p>
+            <w:r>
+              <w:t>{%tr endfor %}</w:t>
+            </w:r>
+          </w:p>
+        </w:tc>
+        <w:tc>
+          <w:tcPr>
+            <w:tcW w:type="dxa" w:w="2160"/>
+          </w:tcPr>
+          <w:p/>
+        </w:tc>
+        <w:tc>
+          <w:tcPr>
+            <w:tcW w:type="dxa" w:w="2160"/>
+          </w:tcPr>
+          <w:p/>
+        </w:tc>
+        <w:tc>
+          <w:tcPr>
+            <w:tcW w:type="dxa" w:w="2160"/>
+          </w:tcPr>
+          <w:p/>
+        </w:tc>
+      </w:tr>
+    </w:tbl>
     <w:p>
       <w:pPr>
         <w:pStyle w:val="Heading1"/>
@@ -1117,7 +1274,202 @@
     </w:p>
     <w:p>
       <w:r>
-        <w:t>{% if not candidates %}候选清单待知识库模块接入后生成。{% endif %}</w:t>
+        <w:t>候选清单由选型库按「满足指标约束、代价最小」规则匹配生成（示例库，参数为公开资料量级）：</w:t>
+      </w:r>
+    </w:p>
+    <w:tbl>
+      <w:tblPr>
+        <w:tblStyle w:val="TableGrid"/>
+        <w:tblW w:type="auto" w:w="0"/>
+        <w:tblLook w:firstColumn="1" w:firstRow="1" w:lastColumn="0" w:lastRow="0" w:noHBand="0" w:noVBand="1" w:val="04A0"/>
+      </w:tblPr>
+      <w:tblGrid>
+        <w:gridCol w:w="1728"/>
+        <w:gridCol w:w="1728"/>
+        <w:gridCol w:w="1728"/>
+        <w:gridCol w:w="1728"/>
+        <w:gridCol w:w="1728"/>
+      </w:tblGrid>
+      <w:tr>
+        <w:tc>
+          <w:tcPr>
+            <w:tcW w:type="dxa" w:w="1728"/>
+          </w:tcPr>
+          <w:p>
+            <w:r>
+              <w:t>分系统</w:t>
+            </w:r>
+          </w:p>
+        </w:tc>
+        <w:tc>
+          <w:tcPr>
+            <w:tcW w:type="dxa" w:w="1728"/>
+          </w:tcPr>
+          <w:p>
+            <w:r>
+              <w:t>候选</w:t>
+            </w:r>
+          </w:p>
+        </w:tc>
+        <w:tc>
+          <w:tcPr>
+            <w:tcW w:type="dxa" w:w="1728"/>
+          </w:tcPr>
+          <w:p>
+            <w:r>
+              <w:t>供应商</w:t>
+            </w:r>
+          </w:p>
+        </w:tc>
+        <w:tc>
+          <w:tcPr>
+            <w:tcW w:type="dxa" w:w="1728"/>
+          </w:tcPr>
+          <w:p>
+            <w:r>
+              <w:t>关键参数</w:t>
+            </w:r>
+          </w:p>
+        </w:tc>
+        <w:tc>
+          <w:tcPr>
+            <w:tcW w:type="dxa" w:w="1728"/>
+          </w:tcPr>
+          <w:p>
+            <w:r>
+              <w:t>选择理由</w:t>
+            </w:r>
+          </w:p>
+        </w:tc>
+      </w:tr>
+      <w:tr>
+        <w:tc>
+          <w:tcPr>
+            <w:tcW w:type="dxa" w:w="1728"/>
+          </w:tcPr>
+          <w:p>
+            <w:r>
+              <w:t>{%tr for c in candidates %}</w:t>
+            </w:r>
+          </w:p>
+        </w:tc>
+        <w:tc>
+          <w:tcPr>
+            <w:tcW w:type="dxa" w:w="1728"/>
+          </w:tcPr>
+          <w:p/>
+        </w:tc>
+        <w:tc>
+          <w:tcPr>
+            <w:tcW w:type="dxa" w:w="1728"/>
+          </w:tcPr>
+          <w:p/>
+        </w:tc>
+        <w:tc>
+          <w:tcPr>
+            <w:tcW w:type="dxa" w:w="1728"/>
+          </w:tcPr>
+          <w:p/>
+        </w:tc>
+        <w:tc>
+          <w:tcPr>
+            <w:tcW w:type="dxa" w:w="1728"/>
+          </w:tcPr>
+          <w:p/>
+        </w:tc>
+      </w:tr>
+      <w:tr>
+        <w:tc>
+          <w:tcPr>
+            <w:tcW w:type="dxa" w:w="1728"/>
+          </w:tcPr>
+          <w:p>
+            <w:r>
+              <w:t>{{ c.category }}</w:t>
+            </w:r>
+          </w:p>
+        </w:tc>
+        <w:tc>
+          <w:tcPr>
+            <w:tcW w:type="dxa" w:w="1728"/>
+          </w:tcPr>
+          <w:p>
+            <w:r>
+              <w:t>{{ c.name }}</w:t>
+            </w:r>
+          </w:p>
+        </w:tc>
+        <w:tc>
+          <w:tcPr>
+            <w:tcW w:type="dxa" w:w="1728"/>
+          </w:tcPr>
+          <w:p>
+            <w:r>
+              <w:t>{{ c.vendor }}</w:t>
+            </w:r>
+          </w:p>
+        </w:tc>
+        <w:tc>
+          <w:tcPr>
+            <w:tcW w:type="dxa" w:w="1728"/>
+          </w:tcPr>
+          <w:p>
+            <w:r>
+              <w:t>{{ c.key_params }}</w:t>
+            </w:r>
+          </w:p>
+        </w:tc>
+        <w:tc>
+          <w:tcPr>
+            <w:tcW w:type="dxa" w:w="1728"/>
+          </w:tcPr>
+          <w:p>
+            <w:r>
+              <w:t>{{ c.reason }}</w:t>
+            </w:r>
+          </w:p>
+        </w:tc>
+      </w:tr>
+      <w:tr>
+        <w:tc>
+          <w:tcPr>
+            <w:tcW w:type="dxa" w:w="1728"/>
+          </w:tcPr>
+          <w:p>
+            <w:r>
+              <w:t>{%tr endfor %}</w:t>
+            </w:r>
+          </w:p>
+        </w:tc>
+        <w:tc>
+          <w:tcPr>
+            <w:tcW w:type="dxa" w:w="1728"/>
+          </w:tcPr>
+          <w:p/>
+        </w:tc>
+        <w:tc>
+          <w:tcPr>
+            <w:tcW w:type="dxa" w:w="1728"/>
+          </w:tcPr>
+          <w:p/>
+        </w:tc>
+        <w:tc>
+          <w:tcPr>
+            <w:tcW w:type="dxa" w:w="1728"/>
+          </w:tcPr>
+          <w:p/>
+        </w:tc>
+        <w:tc>
+          <w:tcPr>
+            <w:tcW w:type="dxa" w:w="1728"/>
+          </w:tcPr>
+          <w:p/>
+        </w:tc>
+      </w:tr>
+    </w:tbl>
+    <w:p>
+      <w:r>
+        <w:t>{% if not candidates %}（本次未匹配到候选，请检查选型库与输入约束）{% endif %}</w:t>
       </w:r>
     </w:p>
     <w:p>
